--- a/lesson01.docx
+++ b/lesson01.docx
@@ -931,87 +931,6 @@
       </w:pPr>
       <w:r>
         <w:t>Trong 4 quy tắc có 3 quy tắc sai (QT1, QT2, QT4) và 1 quy tắc đúng (QT3). Ba lỗi này giải thích cho ba phàn nàn của người dùng thử: QT1 khiến không biết khi nào có bản mới, QT2 khiến bản xem vẫn còn lỗi, còn QT4 khiến lỗi cũ lặp lại. Sau khi sửa, đội có nhịp Sprint đều, chỉ trình diễn phần đã xong và có buổi nhìn lại để cải tiến mỗi Sprint.</w:t>
-      </w:r>
-    </w:p>
-    <w:p>
-      <w:pPr>
-        <w:keepNext/>
-        <w:spacing w:before="240" w:after="120"/>
-      </w:pPr>
-      <w:r>
-        <w:rPr>
-          <w:b/>
-          <w:bCs/>
-          <w:sz w:val="26"/>
-          <w:szCs w:val="26"/>
-        </w:rPr>
-        <w:t>Ghi chú cách làm (xoá trước khi nộp)</w:t>
-      </w:r>
-    </w:p>
-    <w:p>
-      <w:pPr>
-        <w:pStyle w:val="ListParagraph"/>
-        <w:numPr>
-          <w:ilvl w:val="0"/>
-          <w:numId w:val="4"/>
-        </w:numPr>
-        <w:spacing w:after="80" w:line="300" w:lineRule="auto"/>
-      </w:pPr>
-      <w:r>
-        <w:rPr>
-          <w:sz w:val="22"/>
-          <w:szCs w:val="22"/>
-        </w:rPr>
-        <w:t>Với mỗi quy tắc, hỏi: "sự kiện hoặc Artifact này sinh ra để làm gì?" rồi xem quy tắc có đi ngược mục đích đó không</w:t>
-      </w:r>
-    </w:p>
-    <w:p>
-      <w:pPr>
-        <w:pStyle w:val="ListParagraph"/>
-        <w:numPr>
-          <w:ilvl w:val="0"/>
-          <w:numId w:val="4"/>
-        </w:numPr>
-        <w:spacing w:after="80" w:line="300" w:lineRule="auto"/>
-        <w:rPr>
-          <w:sz w:val="22"/>
-          <w:szCs w:val="22"/>
-        </w:rPr>
-      </w:pPr>
-      <w:r>
-        <w:rPr>
-          <w:sz w:val="22"/>
-          <w:szCs w:val="22"/>
-        </w:rPr>
-        <w:t>Quy tắc đúng thường là quy tắc mô tả đúng việc của một sự</w:t>
-      </w:r>
-      <w:r>
-        <w:rPr>
-          <w:sz w:val="22"/>
-          <w:szCs w:val="22"/>
-        </w:rPr>
-        <w:t xml:space="preserve"> kiện</w:t>
-      </w:r>
-    </w:p>
-    <w:p>
-      <w:pPr>
-        <w:pStyle w:val="ListParagraph"/>
-        <w:numPr>
-          <w:ilvl w:val="0"/>
-          <w:numId w:val="4"/>
-        </w:numPr>
-        <w:spacing w:after="80" w:line="300" w:lineRule="auto"/>
-        <w:rPr>
-          <w:sz w:val="22"/>
-          <w:szCs w:val="22"/>
-        </w:rPr>
-      </w:pPr>
-      <w:r>
-        <w:rPr>
-          <w:sz w:val="22"/>
-          <w:szCs w:val="22"/>
-        </w:rPr>
-        <w:t>Hậu quả nên nối với phàn nàn có trong bối cảnh</w:t>
       </w:r>
     </w:p>
     <w:sectPr>
